--- a/2026/КПЗ 1 Розклад занять.docx
+++ b/2026/КПЗ 1 Розклад занять.docx
@@ -925,7 +925,24 @@
                 <w:sz w:val="28"/>
                 <w:szCs w:val="28"/>
               </w:rPr>
-              <w:t>10.09</w:t>
+              <w:t>1</w:t>
+            </w:r>
+            <w:r>
+              <w:rPr>
+                <w:rFonts w:ascii="Times New Roman" w:hAnsi="Times New Roman" w:cs="Times New Roman"/>
+                <w:sz w:val="28"/>
+                <w:szCs w:val="28"/>
+                <w:lang w:val="en-US"/>
+              </w:rPr>
+              <w:t>1</w:t>
+            </w:r>
+            <w:r>
+              <w:rPr>
+                <w:rFonts w:ascii="Times New Roman" w:hAnsi="Times New Roman" w:cs="Times New Roman"/>
+                <w:sz w:val="28"/>
+                <w:szCs w:val="28"/>
+              </w:rPr>
+              <w:t>.09</w:t>
             </w:r>
           </w:p>
         </w:tc>
@@ -962,7 +979,24 @@
                 <w:sz w:val="28"/>
                 <w:szCs w:val="28"/>
               </w:rPr>
-              <w:t>10.09</w:t>
+              <w:t>1</w:t>
+            </w:r>
+            <w:r>
+              <w:rPr>
+                <w:rFonts w:ascii="Times New Roman" w:hAnsi="Times New Roman" w:cs="Times New Roman"/>
+                <w:sz w:val="28"/>
+                <w:szCs w:val="28"/>
+                <w:lang w:val="en-US"/>
+              </w:rPr>
+              <w:t>1</w:t>
+            </w:r>
+            <w:r>
+              <w:rPr>
+                <w:rFonts w:ascii="Times New Roman" w:hAnsi="Times New Roman" w:cs="Times New Roman"/>
+                <w:sz w:val="28"/>
+                <w:szCs w:val="28"/>
+              </w:rPr>
+              <w:t>.09</w:t>
             </w:r>
           </w:p>
         </w:tc>
@@ -1036,6 +1070,7 @@
                 <w:rFonts w:ascii="Times New Roman" w:hAnsi="Times New Roman" w:cs="Times New Roman"/>
                 <w:sz w:val="28"/>
                 <w:szCs w:val="28"/>
+                <w:lang w:val="ru-RU"/>
               </w:rPr>
             </w:pPr>
             <w:r>
@@ -1061,20 +1096,103 @@
                 <w:sz w:val="28"/>
                 <w:szCs w:val="28"/>
               </w:rPr>
-              <w:t xml:space="preserve">Планування конструювання програмного забезпечення. </w:t>
-            </w:r>
-            <w:r>
-              <w:rPr>
-                <w:rFonts w:ascii="Times New Roman" w:hAnsi="Times New Roman" w:cs="Times New Roman"/>
-                <w:color w:val="000000"/>
-                <w:sz w:val="28"/>
-                <w:szCs w:val="28"/>
-                <w:shd w:val="clear" w:color="auto" w:fill="FFFFFF"/>
-              </w:rPr>
-              <w:t>Діаграма Ганта</w:t>
+              <w:t>Планув</w:t>
             </w:r>
             <w:bookmarkStart w:id="0" w:name="_GoBack"/>
             <w:bookmarkEnd w:id="0"/>
+            <w:r>
+              <w:rPr>
+                <w:rFonts w:ascii="Times New Roman" w:hAnsi="Times New Roman" w:cs="Times New Roman"/>
+                <w:sz w:val="28"/>
+                <w:szCs w:val="28"/>
+              </w:rPr>
+              <w:t xml:space="preserve">ання конструювання програмного забезпечення. </w:t>
+            </w:r>
+            <w:r>
+              <w:rPr>
+                <w:rFonts w:ascii="Times New Roman" w:hAnsi="Times New Roman" w:cs="Times New Roman"/>
+                <w:color w:val="000000"/>
+                <w:sz w:val="28"/>
+                <w:szCs w:val="28"/>
+                <w:shd w:val="clear" w:color="auto" w:fill="FFFFFF"/>
+              </w:rPr>
+              <w:t xml:space="preserve">Діаграма </w:t>
+            </w:r>
+            <w:proofErr w:type="spellStart"/>
+            <w:r>
+              <w:rPr>
+                <w:rFonts w:ascii="Times New Roman" w:hAnsi="Times New Roman" w:cs="Times New Roman"/>
+                <w:color w:val="000000"/>
+                <w:sz w:val="28"/>
+                <w:szCs w:val="28"/>
+                <w:shd w:val="clear" w:color="auto" w:fill="FFFFFF"/>
+              </w:rPr>
+              <w:t>Ганта</w:t>
+            </w:r>
+            <w:proofErr w:type="spellEnd"/>
+            <w:r>
+              <w:rPr>
+                <w:rFonts w:ascii="Times New Roman" w:hAnsi="Times New Roman" w:cs="Times New Roman"/>
+                <w:color w:val="000000"/>
+                <w:sz w:val="28"/>
+                <w:szCs w:val="28"/>
+                <w:shd w:val="clear" w:color="auto" w:fill="FFFFFF"/>
+                <w:lang w:val="ru-RU"/>
+              </w:rPr>
+              <w:t xml:space="preserve">. </w:t>
+            </w:r>
+            <w:proofErr w:type="spellStart"/>
+            <w:r>
+              <w:rPr>
+                <w:rFonts w:ascii="Times New Roman" w:hAnsi="Times New Roman" w:cs="Times New Roman"/>
+                <w:color w:val="000000"/>
+                <w:sz w:val="28"/>
+                <w:szCs w:val="28"/>
+                <w:shd w:val="clear" w:color="auto" w:fill="FFFFFF"/>
+                <w:lang w:val="ru-RU"/>
+              </w:rPr>
+              <w:t>Експрес</w:t>
+            </w:r>
+            <w:proofErr w:type="spellEnd"/>
+            <w:r>
+              <w:rPr>
+                <w:rFonts w:ascii="Times New Roman" w:hAnsi="Times New Roman" w:cs="Times New Roman"/>
+                <w:color w:val="000000"/>
+                <w:sz w:val="28"/>
+                <w:szCs w:val="28"/>
+                <w:shd w:val="clear" w:color="auto" w:fill="FFFFFF"/>
+                <w:lang w:val="ru-RU"/>
+              </w:rPr>
+              <w:t xml:space="preserve"> – тест  </w:t>
+            </w:r>
+            <w:r>
+              <w:rPr>
+                <w:rFonts w:ascii="Times New Roman" w:hAnsi="Times New Roman" w:cs="Times New Roman"/>
+                <w:sz w:val="28"/>
+                <w:szCs w:val="28"/>
+              </w:rPr>
+              <w:t>(КПЗ Тест 1-1)</w:t>
+            </w:r>
+            <w:r>
+              <w:rPr>
+                <w:rFonts w:ascii="Times New Roman" w:hAnsi="Times New Roman" w:cs="Times New Roman"/>
+                <w:b/>
+                <w:sz w:val="28"/>
+                <w:szCs w:val="28"/>
+                <w:lang w:val="ru-RU"/>
+              </w:rPr>
+              <w:t xml:space="preserve"> </w:t>
+            </w:r>
+            <w:r>
+              <w:rPr>
+                <w:rFonts w:ascii="Times New Roman" w:hAnsi="Times New Roman" w:cs="Times New Roman"/>
+                <w:b/>
+                <w:color w:val="FF0000"/>
+                <w:sz w:val="28"/>
+                <w:szCs w:val="28"/>
+              </w:rPr>
+              <w:t>https://docs.google.com/forms/d/e/1FAIpQLScLF5WmsCBSFfXINpMD27OGMdsiVvjJBJEuq-4vma3lVofC7g/viewform?usp=header</w:t>
+            </w:r>
           </w:p>
         </w:tc>
       </w:tr>
@@ -1123,6 +1241,7 @@
                 <w:rFonts w:ascii="Times New Roman" w:hAnsi="Times New Roman" w:cs="Times New Roman"/>
                 <w:sz w:val="28"/>
                 <w:szCs w:val="28"/>
+                <w:lang w:val="ru-RU"/>
               </w:rPr>
             </w:pPr>
           </w:p>
@@ -2494,6 +2613,7 @@
                 <w:sz w:val="28"/>
                 <w:szCs w:val="28"/>
               </w:rPr>
+              <w:lastRenderedPageBreak/>
               <w:t>Тестування</w:t>
             </w:r>
             <w:r>
@@ -7068,7 +7188,7 @@
 </file>
 
 <file path=customXml/itemProps1.xml><?xml version="1.0" encoding="utf-8"?>
-<ds:datastoreItem xmlns:ds="http://schemas.openxmlformats.org/officeDocument/2006/customXml" ds:itemID="{1E413336-D75F-43C7-9753-EA538F3A3B11}">
+<ds:datastoreItem xmlns:ds="http://schemas.openxmlformats.org/officeDocument/2006/customXml" ds:itemID="{66509283-9633-4E3E-A212-48F471B1B15B}">
   <ds:schemaRefs>
     <ds:schemaRef ds:uri="http://schemas.openxmlformats.org/officeDocument/2006/bibliography"/>
   </ds:schemaRefs>
